--- a/my prompt.docx
+++ b/my prompt.docx
@@ -4,18 +4,13 @@
   <w:body>
     <w:p>
       <w:r>
-        <w:t xml:space="preserve">We are modifying this website using this existing one as a reference </w:t>
-      </w:r>
-      <w:hyperlink r:id="rId4" w:history="1">
-        <w:r>
-          <w:rPr>
-            <w:rStyle w:val="Hyperlink"/>
-          </w:rPr>
-          <w:t>https://edulab.edeninternationalschools.com/</w:t>
-        </w:r>
-      </w:hyperlink>
-      <w:r>
-        <w:t xml:space="preserve">, look at how the link I have given you the way it operates. Try logging into all the users and see how it operates, now copy the same logic and how users interact with the website. Though you are modifying mine on this localhost to look like this </w:t>
+        <w:t xml:space="preserve">We are modifying this website using </w:t>
+      </w:r>
+      <w:r>
+        <w:t xml:space="preserve">the existing one as a reference: https://edulab.edeninternationalschools.com/. Look at how the link I gave you </w:t>
+      </w:r>
+      <w:r>
+        <w:t xml:space="preserve">operates. Try logging into all the users and see how it operates, now copy the same logic and how users interact with the website. Though you are modifying mine on this localhost to look like this </w:t>
       </w:r>
       <w:hyperlink r:id="rId5" w:history="1">
         <w:r>
@@ -26,7 +21,13 @@
         </w:r>
       </w:hyperlink>
       <w:r>
-        <w:t xml:space="preserve">. But don’t put a lot of restrictions like payment for courses; if an instructor is uploading a course, let them have both a video and a document to include; they must upload at least one of them. Look at how other modern learning management systems operate and integrate with mine. I have to present this project to Makerere University, but a lot is not working, making this learning management system look unprofessional. Create accounts for each user and </w:t>
+        <w:t xml:space="preserve">. But don’t </w:t>
+      </w:r>
+      <w:r>
+        <w:t>impose many restrictions, like requiring payment for courses; if an instructor is uploading a course, let them include both a video and a document</w:t>
+      </w:r>
+      <w:r>
+        <w:t xml:space="preserve">; they must upload at least one of them. Look at how other modern learning management systems operate and integrate with mine. I have to present this project to Makerere University, but a lot is not working, making this learning management system look unprofessional. Create accounts for each user and </w:t>
       </w:r>
       <w:r>
         <w:t>ensure that, after signing up, each user is redirected to the appropriate user interface: students, instructors, organizations, or</w:t>
@@ -68,6 +69,97 @@
         <w:t xml:space="preserve"> and all are supposed to perform as a learning management system</w:t>
       </w:r>
     </w:p>
+    <w:p>
+      <w:r>
+        <w:rPr>
+          <w:b/>
+          <w:bCs/>
+        </w:rPr>
+        <w:t>Test Accounts:</w:t>
+      </w:r>
+    </w:p>
+    <w:p>
+      <w:pPr>
+        <w:numPr>
+          <w:ilvl w:val="0"/>
+          <w:numId w:val="1"/>
+        </w:numPr>
+      </w:pPr>
+      <w:r>
+        <w:t>Student: student1@lms.test / Password@123</w:t>
+      </w:r>
+    </w:p>
+    <w:p>
+      <w:pPr>
+        <w:numPr>
+          <w:ilvl w:val="0"/>
+          <w:numId w:val="1"/>
+        </w:numPr>
+      </w:pPr>
+      <w:r>
+        <w:t>Instructor: instructor@lms.test / Password@123</w:t>
+      </w:r>
+    </w:p>
+    <w:p>
+      <w:pPr>
+        <w:numPr>
+          <w:ilvl w:val="0"/>
+          <w:numId w:val="1"/>
+        </w:numPr>
+      </w:pPr>
+      <w:r>
+        <w:t>Organization: organization@lms.test / Password@123</w:t>
+      </w:r>
+    </w:p>
+    <w:p>
+      <w:pPr>
+        <w:numPr>
+          <w:ilvl w:val="0"/>
+          <w:numId w:val="1"/>
+        </w:numPr>
+      </w:pPr>
+      <w:r>
+        <w:t>Admin: admin@lms.test / Password@123</w:t>
+      </w:r>
+    </w:p>
+    <w:p/>
+    <w:p>
+      <w:r>
+        <w:t>Now</w:t>
+      </w:r>
+      <w:r>
+        <w:t xml:space="preserve"> try inserting some data, course videos, </w:t>
+      </w:r>
+      <w:r>
+        <w:t>manage</w:t>
+      </w:r>
+      <w:r>
+        <w:t xml:space="preserve"> them</w:t>
+      </w:r>
+      <w:r>
+        <w:t>,</w:t>
+      </w:r>
+      <w:r>
+        <w:t xml:space="preserve"> and test how everything works, make sure all pages exist on click each link and button, make sure it is fully responsive, there is </w:t>
+      </w:r>
+      <w:r>
+        <w:lastRenderedPageBreak/>
+        <w:t xml:space="preserve">an image on the login and registration on the left, make sure we have it too, then after you will </w:t>
+      </w:r>
+      <w:r>
+        <w:t>upload</w:t>
+      </w:r>
+      <w:r>
+        <w:t xml:space="preserve"> the changes to my </w:t>
+      </w:r>
+      <w:r>
+        <w:t>GitHub</w:t>
+      </w:r>
+      <w:r>
+        <w:t>: https://github.com/JimmyBiverson/LMS.git</w:t>
+      </w:r>
+    </w:p>
+    <w:p/>
     <w:sectPr>
       <w:pgSz w:w="12240" w:h="15840"/>
       <w:pgMar w:top="1440" w:right="1440" w:bottom="1440" w:left="1440" w:header="720" w:footer="720" w:gutter="0"/>
@@ -76,6 +168,163 @@
     </w:sectPr>
   </w:body>
 </w:document>
+</file>
+
+<file path=word/numbering.xml><?xml version="1.0" encoding="utf-8"?>
+<w:numbering xmlns:wpc="http://schemas.microsoft.com/office/word/2010/wordprocessingCanvas" xmlns:cx="http://schemas.microsoft.com/office/drawing/2014/chartex" xmlns:cx1="http://schemas.microsoft.com/office/drawing/2015/9/8/chartex" xmlns:cx2="http://schemas.microsoft.com/office/drawing/2015/10/21/chartex" xmlns:cx3="http://schemas.microsoft.com/office/drawing/2016/5/9/chartex" xmlns:cx4="http://schemas.microsoft.com/office/drawing/2016/5/10/chartex" xmlns:cx5="http://schemas.microsoft.com/office/drawing/2016/5/11/chartex" xmlns:cx6="http://schemas.microsoft.com/office/drawing/2016/5/12/chartex" xmlns:cx7="http://schemas.microsoft.com/office/drawing/2016/5/13/chartex" xmlns:cx8="http://schemas.microsoft.com/office/drawing/2016/5/14/chartex" xmlns:mc="http://schemas.openxmlformats.org/markup-compatibility/2006" xmlns:aink="http://schemas.microsoft.com/office/drawing/2016/ink" xmlns:am3d="http://schemas.microsoft.com/office/drawing/2017/model3d" xmlns:o="urn:schemas-microsoft-com:office:office" xmlns:oel="http://schemas.microsoft.com/office/2019/extlst" xmlns:r="http://schemas.openxmlformats.org/officeDocument/2006/relationships" xmlns:m="http://schemas.openxmlformats.org/officeDocument/2006/math" xmlns:v="urn:schemas-microsoft-com:vml" xmlns:wp14="http://schemas.microsoft.com/office/word/2010/wordprocessingDrawing" xmlns:wp="http://schemas.openxmlformats.org/drawingml/2006/wordprocessingDrawing" xmlns:w10="urn:schemas-microsoft-com:office:word" xmlns:w="http://schemas.openxmlformats.org/wordprocessingml/2006/main" xmlns:w14="http://schemas.microsoft.com/office/word/2010/wordml" xmlns:w15="http://schemas.microsoft.com/office/word/2012/wordml" xmlns:w16cex="http://schemas.microsoft.com/office/word/2018/wordml/cex" xmlns:w16cid="http://schemas.microsoft.com/office/word/2016/wordml/cid" xmlns:w16="http://schemas.microsoft.com/office/word/2018/wordml" xmlns:w16du="http://schemas.microsoft.com/office/word/2023/wordml/word16du" xmlns:w16sdtdh="http://schemas.microsoft.com/office/word/2020/wordml/sdtdatahash" xmlns:w16sdtfl="http://schemas.microsoft.com/office/word/2024/wordml/sdtformatlock" xmlns:w16se="http://schemas.microsoft.com/office/word/2015/wordml/symex" xmlns:wpg="http://schemas.microsoft.com/office/word/2010/wordprocessingGroup" xmlns:wpi="http://schemas.microsoft.com/office/word/2010/wordprocessingInk" xmlns:wne="http://schemas.microsoft.com/office/word/2006/wordml" xmlns:wps="http://schemas.microsoft.com/office/word/2010/wordprocessingShape" mc:Ignorable="w14 w15 w16se w16cid w16 w16cex w16sdtdh w16sdtfl w16du wp14">
+  <w:abstractNum w:abstractNumId="0" w15:restartNumberingAfterBreak="0">
+    <w:nsid w:val="3BA863BC"/>
+    <w:multiLevelType w:val="multilevel"/>
+    <w:tmpl w:val="E83CD932"/>
+    <w:lvl w:ilvl="0">
+      <w:start w:val="1"/>
+      <w:numFmt w:val="bullet"/>
+      <w:lvlText w:val=""/>
+      <w:lvlJc w:val="left"/>
+      <w:pPr>
+        <w:tabs>
+          <w:tab w:val="num" w:pos="720"/>
+        </w:tabs>
+        <w:ind w:left="720" w:hanging="360"/>
+      </w:pPr>
+      <w:rPr>
+        <w:rFonts w:ascii="Symbol" w:hAnsi="Symbol" w:hint="default"/>
+        <w:sz w:val="20"/>
+      </w:rPr>
+    </w:lvl>
+    <w:lvl w:ilvl="1" w:tentative="1">
+      <w:start w:val="1"/>
+      <w:numFmt w:val="bullet"/>
+      <w:lvlText w:val="o"/>
+      <w:lvlJc w:val="left"/>
+      <w:pPr>
+        <w:tabs>
+          <w:tab w:val="num" w:pos="1440"/>
+        </w:tabs>
+        <w:ind w:left="1440" w:hanging="360"/>
+      </w:pPr>
+      <w:rPr>
+        <w:rFonts w:ascii="Courier New" w:hAnsi="Courier New" w:hint="default"/>
+        <w:sz w:val="20"/>
+      </w:rPr>
+    </w:lvl>
+    <w:lvl w:ilvl="2" w:tentative="1">
+      <w:start w:val="1"/>
+      <w:numFmt w:val="bullet"/>
+      <w:lvlText w:val=""/>
+      <w:lvlJc w:val="left"/>
+      <w:pPr>
+        <w:tabs>
+          <w:tab w:val="num" w:pos="2160"/>
+        </w:tabs>
+        <w:ind w:left="2160" w:hanging="360"/>
+      </w:pPr>
+      <w:rPr>
+        <w:rFonts w:ascii="Wingdings" w:hAnsi="Wingdings" w:hint="default"/>
+        <w:sz w:val="20"/>
+      </w:rPr>
+    </w:lvl>
+    <w:lvl w:ilvl="3" w:tentative="1">
+      <w:start w:val="1"/>
+      <w:numFmt w:val="bullet"/>
+      <w:lvlText w:val=""/>
+      <w:lvlJc w:val="left"/>
+      <w:pPr>
+        <w:tabs>
+          <w:tab w:val="num" w:pos="2880"/>
+        </w:tabs>
+        <w:ind w:left="2880" w:hanging="360"/>
+      </w:pPr>
+      <w:rPr>
+        <w:rFonts w:ascii="Wingdings" w:hAnsi="Wingdings" w:hint="default"/>
+        <w:sz w:val="20"/>
+      </w:rPr>
+    </w:lvl>
+    <w:lvl w:ilvl="4" w:tentative="1">
+      <w:start w:val="1"/>
+      <w:numFmt w:val="bullet"/>
+      <w:lvlText w:val=""/>
+      <w:lvlJc w:val="left"/>
+      <w:pPr>
+        <w:tabs>
+          <w:tab w:val="num" w:pos="3600"/>
+        </w:tabs>
+        <w:ind w:left="3600" w:hanging="360"/>
+      </w:pPr>
+      <w:rPr>
+        <w:rFonts w:ascii="Wingdings" w:hAnsi="Wingdings" w:hint="default"/>
+        <w:sz w:val="20"/>
+      </w:rPr>
+    </w:lvl>
+    <w:lvl w:ilvl="5" w:tentative="1">
+      <w:start w:val="1"/>
+      <w:numFmt w:val="bullet"/>
+      <w:lvlText w:val=""/>
+      <w:lvlJc w:val="left"/>
+      <w:pPr>
+        <w:tabs>
+          <w:tab w:val="num" w:pos="4320"/>
+        </w:tabs>
+        <w:ind w:left="4320" w:hanging="360"/>
+      </w:pPr>
+      <w:rPr>
+        <w:rFonts w:ascii="Wingdings" w:hAnsi="Wingdings" w:hint="default"/>
+        <w:sz w:val="20"/>
+      </w:rPr>
+    </w:lvl>
+    <w:lvl w:ilvl="6" w:tentative="1">
+      <w:start w:val="1"/>
+      <w:numFmt w:val="bullet"/>
+      <w:lvlText w:val=""/>
+      <w:lvlJc w:val="left"/>
+      <w:pPr>
+        <w:tabs>
+          <w:tab w:val="num" w:pos="5040"/>
+        </w:tabs>
+        <w:ind w:left="5040" w:hanging="360"/>
+      </w:pPr>
+      <w:rPr>
+        <w:rFonts w:ascii="Wingdings" w:hAnsi="Wingdings" w:hint="default"/>
+        <w:sz w:val="20"/>
+      </w:rPr>
+    </w:lvl>
+    <w:lvl w:ilvl="7" w:tentative="1">
+      <w:start w:val="1"/>
+      <w:numFmt w:val="bullet"/>
+      <w:lvlText w:val=""/>
+      <w:lvlJc w:val="left"/>
+      <w:pPr>
+        <w:tabs>
+          <w:tab w:val="num" w:pos="5760"/>
+        </w:tabs>
+        <w:ind w:left="5760" w:hanging="360"/>
+      </w:pPr>
+      <w:rPr>
+        <w:rFonts w:ascii="Wingdings" w:hAnsi="Wingdings" w:hint="default"/>
+        <w:sz w:val="20"/>
+      </w:rPr>
+    </w:lvl>
+    <w:lvl w:ilvl="8" w:tentative="1">
+      <w:start w:val="1"/>
+      <w:numFmt w:val="bullet"/>
+      <w:lvlText w:val=""/>
+      <w:lvlJc w:val="left"/>
+      <w:pPr>
+        <w:tabs>
+          <w:tab w:val="num" w:pos="6480"/>
+        </w:tabs>
+        <w:ind w:left="6480" w:hanging="360"/>
+      </w:pPr>
+      <w:rPr>
+        <w:rFonts w:ascii="Wingdings" w:hAnsi="Wingdings" w:hint="default"/>
+        <w:sz w:val="20"/>
+      </w:rPr>
+    </w:lvl>
+  </w:abstractNum>
+  <w:num w:numId="1" w16cid:durableId="1916280123">
+    <w:abstractNumId w:val="0"/>
+  </w:num>
+</w:numbering>
 </file>
 
 <file path=word/styles.xml><?xml version="1.0" encoding="utf-8"?>
@@ -681,7 +930,6 @@
   <w:style w:type="character" w:default="1" w:styleId="DefaultParagraphFont">
     <w:name w:val="Default Paragraph Font"/>
     <w:uiPriority w:val="1"/>
-    <w:semiHidden/>
     <w:unhideWhenUsed/>
   </w:style>
   <w:style w:type="table" w:default="1" w:styleId="TableNormal">
